--- a/arb/docx/008.content.docx
+++ b/arb/docx/008.content.docx
@@ -22,7 +22,7 @@
         <w:rPr>
           <w:lang w:val="ar_AE" w:bidi="ar_AE"/>
         </w:rPr>
-        <w:t>Resource: Tyndale Open Study Notes</w:t>
+        <w:t>Resource: Aquifer Open Study Notes (Profiles)</w:t>
       </w:r>
       <w:r>
         <w:rPr>
@@ -122,7 +122,7 @@
         <w:rPr>
           <w:lang w:val="ar_AE" w:bidi="ar_AE"/>
         </w:rPr>
-        <w:t>Tyndale Open Study Notes</w:t>
+        <w:t>Aquifer Open Study Notes (Profiles)</w:t>
       </w:r>
     </w:p>
     <w:p>

--- a/arb/docx/008.content.docx
+++ b/arb/docx/008.content.docx
@@ -9,6 +9,8 @@
       </w:pPr>
       <w:r>
         <w:rPr>
+          <w:rtl/>
+          <w:cs/>
           <w:lang w:val="ar_AE" w:bidi="ar_AE"/>
         </w:rPr>
       </w:r>
@@ -20,12 +22,16 @@
       </w:pPr>
       <w:r>
         <w:rPr>
+          <w:rtl/>
+          <w:cs/>
           <w:lang w:val="ar_AE" w:bidi="ar_AE"/>
         </w:rPr>
         <w:t>Resource: Aquifer Open Study Notes (Profiles)</w:t>
       </w:r>
       <w:r>
         <w:rPr>
+          <w:rtl/>
+          <w:cs/>
           <w:lang w:val="ar_AE" w:bidi="ar_AE"/>
         </w:rPr>
       </w:r>
@@ -36,12 +42,16 @@
       </w:pPr>
       <w:r>
         <w:rPr>
+          <w:rtl/>
+          <w:cs/>
           <w:lang w:val="ar_AE" w:bidi="ar_AE"/>
         </w:rPr>
       </w:r>
       <w:r>
         <w:rPr>
           <w:b/>
+          <w:rtl/>
+          <w:cs/>
           <w:lang w:val="ar_AE" w:bidi="ar_AE"/>
         </w:rPr>
         <w:t>Aquifer Open Study Notes (Profiles)</w:t>
@@ -53,35 +63,47 @@
       </w:pPr>
       <w:r>
         <w:rPr>
-          <w:lang w:val="ar_AE" w:bidi="ar_AE"/>
-        </w:rPr>
-      </w:r>
-      <w:r>
-        <w:rPr>
+          <w:rtl/>
+          <w:cs/>
+          <w:lang w:val="ar_AE" w:bidi="ar_AE"/>
+        </w:rPr>
+      </w:r>
+      <w:r>
+        <w:rPr>
+          <w:rtl/>
+          <w:cs/>
           <w:lang w:val="ar_AE" w:bidi="ar_AE"/>
         </w:rPr>
         <w:t xml:space="preserve">This work is an adaptation of </w:t>
       </w:r>
       <w:r>
         <w:rPr>
+          <w:rtl/>
+          <w:cs/>
           <w:lang w:val="ar_AE" w:bidi="ar_AE"/>
         </w:rPr>
         <w:t>Tyndale Open Study Notes</w:t>
       </w:r>
       <w:r>
         <w:rPr>
+          <w:rtl/>
+          <w:cs/>
           <w:lang w:val="ar_AE" w:bidi="ar_AE"/>
         </w:rPr>
         <w:t xml:space="preserve"> © 2023 Tyndale House Publishers, licensed under the CC BY-SA 4.0 license. The adaptation, </w:t>
       </w:r>
       <w:r>
         <w:rPr>
+          <w:rtl/>
+          <w:cs/>
           <w:lang w:val="ar_AE" w:bidi="ar_AE"/>
         </w:rPr>
         <w:t>Aquifer Open Study Notes</w:t>
       </w:r>
       <w:r>
         <w:rPr>
+          <w:rtl/>
+          <w:cs/>
           <w:lang w:val="ar_AE" w:bidi="ar_AE"/>
         </w:rPr>
         <w:t>, was created by Mission Mutual and is also licensed under CC BY-SA 4.0.</w:t>
@@ -93,22 +115,30 @@
       </w:pPr>
       <w:r>
         <w:rPr>
-          <w:lang w:val="ar_AE" w:bidi="ar_AE"/>
-        </w:rPr>
-      </w:r>
-      <w:r>
-        <w:rPr>
+          <w:rtl/>
+          <w:cs/>
+          <w:lang w:val="ar_AE" w:bidi="ar_AE"/>
+        </w:rPr>
+      </w:r>
+      <w:r>
+        <w:rPr>
+          <w:rtl/>
+          <w:cs/>
           <w:lang w:val="ar_AE" w:bidi="ar_AE"/>
         </w:rPr>
         <w:t>This resource has been adapted into multiple languages, including English, Tok Pisin, Arabic (عربي), French (Français), Hindi (हिंदी), Indonesian (Bahasa Indonesia), Portuguese (Português), Russian (Русский), Spanish (Español), Swahili (Kiswahili), and Simplified Chinese (简体中文).</w:t>
       </w:r>
       <w:r>
         <w:rPr>
-          <w:lang w:val="ar_AE" w:bidi="ar_AE"/>
-        </w:rPr>
-      </w:r>
-      <w:r>
-        <w:rPr>
+          <w:rtl/>
+          <w:cs/>
+          <w:lang w:val="ar_AE" w:bidi="ar_AE"/>
+        </w:rPr>
+      </w:r>
+      <w:r>
+        <w:rPr>
+          <w:rtl/>
+          <w:cs/>
           <w:lang w:val="ar_AE" w:bidi="ar_AE"/>
         </w:rPr>
       </w:r>
@@ -120,6 +150,8 @@
       </w:pPr>
       <w:r>
         <w:rPr>
+          <w:rtl/>
+          <w:cs/>
           <w:lang w:val="ar_AE" w:bidi="ar_AE"/>
         </w:rPr>
         <w:t>Aquifer Open Study Notes (Profiles)</w:t>
@@ -149,6 +181,8 @@
       </w:pPr>
       <w:r>
         <w:rPr>
+          <w:rtl/>
+          <w:cs/>
           <w:lang w:val="ar_AE" w:bidi="ar_AE"/>
         </w:rPr>
       </w:r>
@@ -160,12 +194,16 @@
       </w:pPr>
       <w:r>
         <w:rPr>
+          <w:rtl/>
+          <w:cs/>
           <w:lang w:val="ar_AE" w:bidi="ar_AE"/>
         </w:rPr>
         <w:t>ق</w:t>
       </w:r>
       <w:r>
         <w:rPr>
+          <w:rtl/>
+          <w:cs/>
           <w:lang w:val="ar_AE" w:bidi="ar_AE"/>
         </w:rPr>
       </w:r>
@@ -176,22 +214,30 @@
       </w:pPr>
       <w:r>
         <w:rPr>
-          <w:lang w:val="ar_AE" w:bidi="ar_AE"/>
-        </w:rPr>
-      </w:r>
-      <w:r>
-        <w:rPr>
+          <w:rtl/>
+          <w:cs/>
+          <w:lang w:val="ar_AE" w:bidi="ar_AE"/>
+        </w:rPr>
+      </w:r>
+      <w:r>
+        <w:rPr>
+          <w:rtl/>
+          <w:cs/>
           <w:lang w:val="ar_AE" w:bidi="ar_AE"/>
         </w:rPr>
         <w:t xml:space="preserve"> </w:t>
       </w:r>
       <w:r>
         <w:rPr>
-          <w:lang w:val="ar_AE" w:bidi="ar_AE"/>
-        </w:rPr>
-      </w:r>
-      <w:r>
-        <w:rPr>
+          <w:rtl/>
+          <w:cs/>
+          <w:lang w:val="ar_AE" w:bidi="ar_AE"/>
+        </w:rPr>
+      </w:r>
+      <w:r>
+        <w:rPr>
+          <w:rtl/>
+          <w:cs/>
           <w:lang w:val="ar_AE" w:bidi="ar_AE"/>
         </w:rPr>
       </w:r>
@@ -217,6 +263,8 @@
       </w:pPr>
       <w:r>
         <w:rPr>
+          <w:rtl/>
+          <w:cs/>
           <w:lang w:val="ar_AE" w:bidi="ar_AE"/>
         </w:rPr>
       </w:r>
@@ -228,12 +276,16 @@
       </w:pPr>
       <w:r>
         <w:rPr>
+          <w:rtl/>
+          <w:cs/>
           <w:lang w:val="ar_AE" w:bidi="ar_AE"/>
         </w:rPr>
         <w:t>القادة اليهود</w:t>
       </w:r>
       <w:r>
         <w:rPr>
+          <w:rtl/>
+          <w:cs/>
           <w:lang w:val="ar_AE" w:bidi="ar_AE"/>
         </w:rPr>
       </w:r>
@@ -244,11 +296,15 @@
       </w:pPr>
       <w:r>
         <w:rPr>
-          <w:lang w:val="ar_AE" w:bidi="ar_AE"/>
-        </w:rPr>
-      </w:r>
-      <w:r>
-        <w:rPr>
+          <w:rtl/>
+          <w:cs/>
+          <w:lang w:val="ar_AE" w:bidi="ar_AE"/>
+        </w:rPr>
+      </w:r>
+      <w:r>
+        <w:rPr>
+          <w:rtl/>
+          <w:cs/>
           <w:lang w:val="ar_AE" w:bidi="ar_AE"/>
         </w:rPr>
         <w:t xml:space="preserve">كثيرًا ما اختلف يسوع مع القادة اليهود وقت خدمته العلنية. كان هؤلاء القادة يعتقدون أنهم يحافظون على الهيكل وذبائحه، والمجامع وما تقدمه من تعاليم. في الأسبوع الأخير ليسوع في أورشليم، ازدادت حدة هذه الجدالات فساعدت على في بناء القضية ضده (انظر </w:t>
@@ -256,6 +312,8 @@
       <w:hyperlink r:id="rId13">
         <w:r>
           <w:rPr>
+            <w:rtl/>
+            <w:cs/>
             <w:lang w:val="ar_AE" w:bidi="ar_AE"/>
           </w:rPr>
           <w:rPr>
@@ -267,6 +325,8 @@
       </w:hyperlink>
       <w:r>
         <w:rPr>
+          <w:rtl/>
+          <w:cs/>
           <w:lang w:val="ar_AE" w:bidi="ar_AE"/>
         </w:rPr>
         <w:t xml:space="preserve">). </w:t>
@@ -278,11 +338,15 @@
       </w:pPr>
       <w:r>
         <w:rPr>
-          <w:lang w:val="ar_AE" w:bidi="ar_AE"/>
-        </w:rPr>
-      </w:r>
-      <w:r>
-        <w:rPr>
+          <w:rtl/>
+          <w:cs/>
+          <w:lang w:val="ar_AE" w:bidi="ar_AE"/>
+        </w:rPr>
+      </w:r>
+      <w:r>
+        <w:rPr>
+          <w:rtl/>
+          <w:cs/>
           <w:lang w:val="ar_AE" w:bidi="ar_AE"/>
         </w:rPr>
         <w:t xml:space="preserve">عندما كتب يوحنا إنجيله، كانت المجامع اليهودية المحلية تهاجم أتباع يسوع في مناطقهم. وقد أثر هذا الصراع على كتابة يوحنا (انظر </w:t>
@@ -290,6 +354,8 @@
       <w:hyperlink r:id="rId14">
         <w:r>
           <w:rPr>
+            <w:rtl/>
+            <w:cs/>
             <w:lang w:val="ar_AE" w:bidi="ar_AE"/>
           </w:rPr>
           <w:rPr>
@@ -301,6 +367,8 @@
       </w:hyperlink>
       <w:r>
         <w:rPr>
+          <w:rtl/>
+          <w:cs/>
           <w:lang w:val="ar_AE" w:bidi="ar_AE"/>
         </w:rPr>
         <w:t xml:space="preserve">؛ </w:t>
@@ -308,6 +376,8 @@
       <w:hyperlink r:id="rId15">
         <w:r>
           <w:rPr>
+            <w:rtl/>
+            <w:cs/>
             <w:lang w:val="ar_AE" w:bidi="ar_AE"/>
           </w:rPr>
           <w:rPr>
@@ -319,6 +389,8 @@
       </w:hyperlink>
       <w:r>
         <w:rPr>
+          <w:rtl/>
+          <w:cs/>
           <w:lang w:val="ar_AE" w:bidi="ar_AE"/>
         </w:rPr>
         <w:t xml:space="preserve">؛ قارن </w:t>
@@ -326,6 +398,8 @@
       <w:hyperlink r:id="rId16">
         <w:r>
           <w:rPr>
+            <w:rtl/>
+            <w:cs/>
             <w:lang w:val="ar_AE" w:bidi="ar_AE"/>
           </w:rPr>
           <w:rPr>
@@ -337,6 +411,8 @@
       </w:hyperlink>
       <w:r>
         <w:rPr>
+          <w:rtl/>
+          <w:cs/>
           <w:lang w:val="ar_AE" w:bidi="ar_AE"/>
         </w:rPr>
         <w:t>).</w:t>
@@ -348,11 +424,15 @@
       </w:pPr>
       <w:r>
         <w:rPr>
-          <w:lang w:val="ar_AE" w:bidi="ar_AE"/>
-        </w:rPr>
-      </w:r>
-      <w:r>
-        <w:rPr>
+          <w:rtl/>
+          <w:cs/>
+          <w:lang w:val="ar_AE" w:bidi="ar_AE"/>
+        </w:rPr>
+      </w:r>
+      <w:r>
+        <w:rPr>
+          <w:rtl/>
+          <w:cs/>
           <w:lang w:val="ar_AE" w:bidi="ar_AE"/>
         </w:rPr>
         <w:t xml:space="preserve">يمكن أن تشير الكلمة اليونانية لـ "القادة اليهود" أيضًا إلى "اليهود". ومع ذلك، كانت تُستخدم تحديدًا للإشارة إلى قادة الهيكل الذين عارضوا يسوع، وحكموا عليه، ودبّروا لصلبه (انظر </w:t>
@@ -360,6 +440,8 @@
       <w:hyperlink r:id="rId17">
         <w:r>
           <w:rPr>
+            <w:rtl/>
+            <w:cs/>
             <w:lang w:val="ar_AE" w:bidi="ar_AE"/>
           </w:rPr>
           <w:rPr>
@@ -371,6 +453,8 @@
       </w:hyperlink>
       <w:r>
         <w:rPr>
+          <w:rtl/>
+          <w:cs/>
           <w:lang w:val="ar_AE" w:bidi="ar_AE"/>
         </w:rPr>
         <w:t xml:space="preserve">؛ </w:t>
@@ -378,6 +462,8 @@
       <w:hyperlink r:id="rId18">
         <w:r>
           <w:rPr>
+            <w:rtl/>
+            <w:cs/>
             <w:lang w:val="ar_AE" w:bidi="ar_AE"/>
           </w:rPr>
           <w:rPr>
@@ -389,6 +475,8 @@
       </w:hyperlink>
       <w:r>
         <w:rPr>
+          <w:rtl/>
+          <w:cs/>
           <w:lang w:val="ar_AE" w:bidi="ar_AE"/>
         </w:rPr>
         <w:t xml:space="preserve">؛ </w:t>
@@ -396,6 +484,8 @@
       <w:hyperlink r:id="rId19">
         <w:r>
           <w:rPr>
+            <w:rtl/>
+            <w:cs/>
             <w:lang w:val="ar_AE" w:bidi="ar_AE"/>
           </w:rPr>
           <w:rPr>
@@ -407,6 +497,8 @@
       </w:hyperlink>
       <w:r>
         <w:rPr>
+          <w:rtl/>
+          <w:cs/>
           <w:lang w:val="ar_AE" w:bidi="ar_AE"/>
         </w:rPr>
         <w:t xml:space="preserve">؛ </w:t>
@@ -414,6 +506,8 @@
       <w:hyperlink r:id="rId20">
         <w:r>
           <w:rPr>
+            <w:rtl/>
+            <w:cs/>
             <w:lang w:val="ar_AE" w:bidi="ar_AE"/>
           </w:rPr>
           <w:rPr>
@@ -425,6 +519,8 @@
       </w:hyperlink>
       <w:r>
         <w:rPr>
+          <w:rtl/>
+          <w:cs/>
           <w:lang w:val="ar_AE" w:bidi="ar_AE"/>
         </w:rPr>
         <w:t xml:space="preserve">). هذا التمييز في غاية الأهمية لأن البعض يرون العهد الجديد لاسيّما إنجيل يوحنّا، متحيزًا ضد الشعب اليهودي بوجه عام. ومع ذلك، فإن يسوع، الذي كان يهوديًا، لم يكن معارضًا لجميع اليهود. بل كان معارضوه هم "القادة اليهود"، السلطات الدينية القائمة في أورشليم في القرن الأول. </w:t>
@@ -436,12 +532,16 @@
       </w:pPr>
       <w:r>
         <w:rPr>
+          <w:rtl/>
+          <w:cs/>
           <w:lang w:val="ar_AE" w:bidi="ar_AE"/>
         </w:rPr>
       </w:r>
       <w:r>
         <w:rPr>
           <w:u w:val="single"/>
+          <w:rtl/>
+          <w:cs/>
           <w:lang w:val="ar_AE" w:bidi="ar_AE"/>
         </w:rPr>
         <w:t>مقاطع كتابية لدراسة أعمق</w:t>
@@ -453,12 +553,16 @@
       </w:pPr>
       <w:r>
         <w:rPr>
+          <w:rtl/>
+          <w:cs/>
           <w:lang w:val="ar_AE" w:bidi="ar_AE"/>
         </w:rPr>
       </w:r>
       <w:hyperlink r:id="rId21">
         <w:r>
           <w:rPr>
+            <w:rtl/>
+            <w:cs/>
             <w:lang w:val="ar_AE" w:bidi="ar_AE"/>
           </w:rPr>
           <w:rPr>
@@ -470,6 +574,8 @@
       </w:hyperlink>
       <w:r>
         <w:rPr>
+          <w:rtl/>
+          <w:cs/>
           <w:lang w:val="ar_AE" w:bidi="ar_AE"/>
         </w:rPr>
         <w:t xml:space="preserve">؛ </w:t>
@@ -477,6 +583,8 @@
       <w:hyperlink r:id="rId22">
         <w:r>
           <w:rPr>
+            <w:rtl/>
+            <w:cs/>
             <w:lang w:val="ar_AE" w:bidi="ar_AE"/>
           </w:rPr>
           <w:rPr>
@@ -488,6 +596,8 @@
       </w:hyperlink>
       <w:r>
         <w:rPr>
+          <w:rtl/>
+          <w:cs/>
           <w:lang w:val="ar_AE" w:bidi="ar_AE"/>
         </w:rPr>
         <w:t xml:space="preserve">؛ </w:t>
@@ -495,6 +605,8 @@
       <w:hyperlink r:id="rId19">
         <w:r>
           <w:rPr>
+            <w:rtl/>
+            <w:cs/>
             <w:lang w:val="ar_AE" w:bidi="ar_AE"/>
           </w:rPr>
           <w:rPr>
@@ -506,6 +618,8 @@
       </w:hyperlink>
       <w:r>
         <w:rPr>
+          <w:rtl/>
+          <w:cs/>
           <w:lang w:val="ar_AE" w:bidi="ar_AE"/>
         </w:rPr>
         <w:t xml:space="preserve">؛ </w:t>
@@ -513,6 +627,8 @@
       <w:hyperlink r:id="rId23">
         <w:r>
           <w:rPr>
+            <w:rtl/>
+            <w:cs/>
             <w:lang w:val="ar_AE" w:bidi="ar_AE"/>
           </w:rPr>
           <w:rPr>
@@ -524,6 +640,8 @@
       </w:hyperlink>
       <w:r>
         <w:rPr>
+          <w:rtl/>
+          <w:cs/>
           <w:lang w:val="ar_AE" w:bidi="ar_AE"/>
         </w:rPr>
         <w:t xml:space="preserve">، </w:t>
@@ -531,6 +649,8 @@
       <w:hyperlink r:id="rId24">
         <w:r>
           <w:rPr>
+            <w:rtl/>
+            <w:cs/>
             <w:lang w:val="ar_AE" w:bidi="ar_AE"/>
           </w:rPr>
           <w:rPr>
@@ -542,6 +662,8 @@
       </w:hyperlink>
       <w:r>
         <w:rPr>
+          <w:rtl/>
+          <w:cs/>
           <w:lang w:val="ar_AE" w:bidi="ar_AE"/>
         </w:rPr>
         <w:t xml:space="preserve">، </w:t>
@@ -549,6 +671,8 @@
       <w:hyperlink r:id="rId25">
         <w:r>
           <w:rPr>
+            <w:rtl/>
+            <w:cs/>
             <w:lang w:val="ar_AE" w:bidi="ar_AE"/>
           </w:rPr>
           <w:rPr>
@@ -560,6 +684,8 @@
       </w:hyperlink>
       <w:r>
         <w:rPr>
+          <w:rtl/>
+          <w:cs/>
           <w:lang w:val="ar_AE" w:bidi="ar_AE"/>
         </w:rPr>
         <w:t xml:space="preserve">؛ </w:t>
@@ -567,6 +693,8 @@
       <w:hyperlink r:id="rId26">
         <w:r>
           <w:rPr>
+            <w:rtl/>
+            <w:cs/>
             <w:lang w:val="ar_AE" w:bidi="ar_AE"/>
           </w:rPr>
           <w:rPr>
@@ -578,6 +706,8 @@
       </w:hyperlink>
       <w:r>
         <w:rPr>
+          <w:rtl/>
+          <w:cs/>
           <w:lang w:val="ar_AE" w:bidi="ar_AE"/>
         </w:rPr>
         <w:t xml:space="preserve">؛ </w:t>
@@ -585,6 +715,8 @@
       <w:hyperlink r:id="rId27">
         <w:r>
           <w:rPr>
+            <w:rtl/>
+            <w:cs/>
             <w:lang w:val="ar_AE" w:bidi="ar_AE"/>
           </w:rPr>
           <w:rPr>
@@ -596,6 +728,8 @@
       </w:hyperlink>
       <w:r>
         <w:rPr>
+          <w:rtl/>
+          <w:cs/>
           <w:lang w:val="ar_AE" w:bidi="ar_AE"/>
         </w:rPr>
         <w:t xml:space="preserve">؛ </w:t>
@@ -603,6 +737,8 @@
       <w:hyperlink r:id="rId28">
         <w:r>
           <w:rPr>
+            <w:rtl/>
+            <w:cs/>
             <w:lang w:val="ar_AE" w:bidi="ar_AE"/>
           </w:rPr>
           <w:rPr>
@@ -614,6 +750,8 @@
       </w:hyperlink>
       <w:r>
         <w:rPr>
+          <w:rtl/>
+          <w:cs/>
           <w:lang w:val="ar_AE" w:bidi="ar_AE"/>
         </w:rPr>
         <w:t xml:space="preserve">؛ </w:t>
@@ -621,6 +759,8 @@
       <w:hyperlink r:id="rId29">
         <w:r>
           <w:rPr>
+            <w:rtl/>
+            <w:cs/>
             <w:lang w:val="ar_AE" w:bidi="ar_AE"/>
           </w:rPr>
           <w:rPr>
@@ -632,6 +772,8 @@
       </w:hyperlink>
       <w:r>
         <w:rPr>
+          <w:rtl/>
+          <w:cs/>
           <w:lang w:val="ar_AE" w:bidi="ar_AE"/>
         </w:rPr>
         <w:t xml:space="preserve">؛ </w:t>
@@ -639,6 +781,8 @@
       <w:hyperlink r:id="rId30">
         <w:r>
           <w:rPr>
+            <w:rtl/>
+            <w:cs/>
             <w:lang w:val="ar_AE" w:bidi="ar_AE"/>
           </w:rPr>
           <w:rPr>
@@ -650,6 +794,8 @@
       </w:hyperlink>
       <w:r>
         <w:rPr>
+          <w:rtl/>
+          <w:cs/>
           <w:lang w:val="ar_AE" w:bidi="ar_AE"/>
         </w:rPr>
         <w:t xml:space="preserve">، </w:t>
@@ -657,6 +803,8 @@
       <w:hyperlink r:id="rId31">
         <w:r>
           <w:rPr>
+            <w:rtl/>
+            <w:cs/>
             <w:lang w:val="ar_AE" w:bidi="ar_AE"/>
           </w:rPr>
           <w:rPr>
@@ -668,6 +816,8 @@
       </w:hyperlink>
       <w:r>
         <w:rPr>
+          <w:rtl/>
+          <w:cs/>
           <w:lang w:val="ar_AE" w:bidi="ar_AE"/>
         </w:rPr>
         <w:t xml:space="preserve">، </w:t>
@@ -675,6 +825,8 @@
       <w:hyperlink r:id="rId32">
         <w:r>
           <w:rPr>
+            <w:rtl/>
+            <w:cs/>
             <w:lang w:val="ar_AE" w:bidi="ar_AE"/>
           </w:rPr>
           <w:rPr>
@@ -686,6 +838,8 @@
       </w:hyperlink>
       <w:r>
         <w:rPr>
+          <w:rtl/>
+          <w:cs/>
           <w:lang w:val="ar_AE" w:bidi="ar_AE"/>
         </w:rPr>
         <w:t xml:space="preserve">، </w:t>
@@ -693,6 +847,8 @@
       <w:hyperlink r:id="rId33">
         <w:r>
           <w:rPr>
+            <w:rtl/>
+            <w:cs/>
             <w:lang w:val="ar_AE" w:bidi="ar_AE"/>
           </w:rPr>
           <w:rPr>
@@ -704,6 +860,8 @@
       </w:hyperlink>
       <w:r>
         <w:rPr>
+          <w:rtl/>
+          <w:cs/>
           <w:lang w:val="ar_AE" w:bidi="ar_AE"/>
         </w:rPr>
         <w:t xml:space="preserve">؛ </w:t>
@@ -711,6 +869,8 @@
       <w:hyperlink r:id="rId34">
         <w:r>
           <w:rPr>
+            <w:rtl/>
+            <w:cs/>
             <w:lang w:val="ar_AE" w:bidi="ar_AE"/>
           </w:rPr>
           <w:rPr>
@@ -722,6 +882,8 @@
       </w:hyperlink>
       <w:r>
         <w:rPr>
+          <w:rtl/>
+          <w:cs/>
           <w:lang w:val="ar_AE" w:bidi="ar_AE"/>
         </w:rPr>
         <w:t xml:space="preserve">؛ </w:t>
@@ -729,6 +891,8 @@
       <w:hyperlink r:id="rId35">
         <w:r>
           <w:rPr>
+            <w:rtl/>
+            <w:cs/>
             <w:lang w:val="ar_AE" w:bidi="ar_AE"/>
           </w:rPr>
           <w:rPr>
@@ -740,6 +904,8 @@
       </w:hyperlink>
       <w:r>
         <w:rPr>
+          <w:rtl/>
+          <w:cs/>
           <w:lang w:val="ar_AE" w:bidi="ar_AE"/>
         </w:rPr>
         <w:t xml:space="preserve">؛ </w:t>
@@ -747,6 +913,8 @@
       <w:hyperlink r:id="rId36">
         <w:r>
           <w:rPr>
+            <w:rtl/>
+            <w:cs/>
             <w:lang w:val="ar_AE" w:bidi="ar_AE"/>
           </w:rPr>
           <w:rPr>
@@ -758,6 +926,8 @@
       </w:hyperlink>
       <w:r>
         <w:rPr>
+          <w:rtl/>
+          <w:cs/>
           <w:lang w:val="ar_AE" w:bidi="ar_AE"/>
         </w:rPr>
         <w:t xml:space="preserve">؛ </w:t>
@@ -765,6 +935,8 @@
       <w:hyperlink r:id="rId37">
         <w:r>
           <w:rPr>
+            <w:rtl/>
+            <w:cs/>
             <w:lang w:val="ar_AE" w:bidi="ar_AE"/>
           </w:rPr>
           <w:rPr>
@@ -776,6 +948,8 @@
       </w:hyperlink>
       <w:r>
         <w:rPr>
+          <w:rtl/>
+          <w:cs/>
           <w:lang w:val="ar_AE" w:bidi="ar_AE"/>
         </w:rPr>
         <w:t xml:space="preserve">؛ </w:t>
@@ -783,6 +957,8 @@
       <w:hyperlink r:id="rId38">
         <w:r>
           <w:rPr>
+            <w:rtl/>
+            <w:cs/>
             <w:lang w:val="ar_AE" w:bidi="ar_AE"/>
           </w:rPr>
           <w:rPr>
@@ -794,6 +970,8 @@
       </w:hyperlink>
       <w:r>
         <w:rPr>
+          <w:rtl/>
+          <w:cs/>
           <w:lang w:val="ar_AE" w:bidi="ar_AE"/>
         </w:rPr>
         <w:t xml:space="preserve">؛ </w:t>
@@ -801,6 +979,8 @@
       <w:hyperlink r:id="rId39">
         <w:r>
           <w:rPr>
+            <w:rtl/>
+            <w:cs/>
             <w:lang w:val="ar_AE" w:bidi="ar_AE"/>
           </w:rPr>
           <w:rPr>
@@ -812,6 +992,8 @@
       </w:hyperlink>
       <w:r>
         <w:rPr>
+          <w:rtl/>
+          <w:cs/>
           <w:lang w:val="ar_AE" w:bidi="ar_AE"/>
         </w:rPr>
         <w:t xml:space="preserve">، </w:t>
@@ -819,6 +1001,8 @@
       <w:hyperlink r:id="rId40">
         <w:r>
           <w:rPr>
+            <w:rtl/>
+            <w:cs/>
             <w:lang w:val="ar_AE" w:bidi="ar_AE"/>
           </w:rPr>
           <w:rPr>
@@ -830,6 +1014,8 @@
       </w:hyperlink>
       <w:r>
         <w:rPr>
+          <w:rtl/>
+          <w:cs/>
           <w:lang w:val="ar_AE" w:bidi="ar_AE"/>
         </w:rPr>
         <w:t xml:space="preserve">؛ </w:t>
@@ -837,6 +1023,8 @@
       <w:hyperlink r:id="rId41">
         <w:r>
           <w:rPr>
+            <w:rtl/>
+            <w:cs/>
             <w:lang w:val="ar_AE" w:bidi="ar_AE"/>
           </w:rPr>
           <w:rPr>
@@ -848,6 +1036,8 @@
       </w:hyperlink>
       <w:r>
         <w:rPr>
+          <w:rtl/>
+          <w:cs/>
           <w:lang w:val="ar_AE" w:bidi="ar_AE"/>
         </w:rPr>
         <w:t xml:space="preserve">؛ </w:t>
@@ -855,6 +1045,8 @@
       <w:hyperlink r:id="rId42">
         <w:r>
           <w:rPr>
+            <w:rtl/>
+            <w:cs/>
             <w:lang w:val="ar_AE" w:bidi="ar_AE"/>
           </w:rPr>
           <w:rPr>
@@ -866,6 +1058,8 @@
       </w:hyperlink>
       <w:r>
         <w:rPr>
+          <w:rtl/>
+          <w:cs/>
           <w:lang w:val="ar_AE" w:bidi="ar_AE"/>
         </w:rPr>
         <w:t xml:space="preserve">؛ </w:t>
@@ -873,6 +1067,8 @@
       <w:hyperlink r:id="rId43">
         <w:r>
           <w:rPr>
+            <w:rtl/>
+            <w:cs/>
             <w:lang w:val="ar_AE" w:bidi="ar_AE"/>
           </w:rPr>
           <w:rPr>
@@ -884,17 +1080,23 @@
       </w:hyperlink>
       <w:r>
         <w:rPr>
+          <w:rtl/>
+          <w:cs/>
           <w:lang w:val="ar_AE" w:bidi="ar_AE"/>
         </w:rPr>
         <w:t>.</w:t>
       </w:r>
       <w:r>
         <w:rPr>
-          <w:lang w:val="ar_AE" w:bidi="ar_AE"/>
-        </w:rPr>
-      </w:r>
-      <w:r>
-        <w:rPr>
+          <w:rtl/>
+          <w:cs/>
+          <w:lang w:val="ar_AE" w:bidi="ar_AE"/>
+        </w:rPr>
+      </w:r>
+      <w:r>
+        <w:rPr>
+          <w:rtl/>
+          <w:cs/>
           <w:lang w:val="ar_AE" w:bidi="ar_AE"/>
         </w:rPr>
       </w:r>

--- a/arb/docx/008.content.docx
+++ b/arb/docx/008.content.docx
@@ -309,20 +309,14 @@
         </w:rPr>
         <w:t xml:space="preserve">كثيرًا ما اختلف يسوع مع القادة اليهود وقت خدمته العلنية. كان هؤلاء القادة يعتقدون أنهم يحافظون على الهيكل وذبائحه، والمجامع وما تقدمه من تعاليم. في الأسبوع الأخير ليسوع في أورشليم، ازدادت حدة هذه الجدالات فساعدت على في بناء القضية ضده (انظر </w:t>
       </w:r>
-      <w:hyperlink r:id="rId13">
-        <w:r>
-          <w:rPr>
-            <w:rtl/>
-            <w:cs/>
-            <w:lang w:val="ar_AE" w:bidi="ar_AE"/>
-          </w:rPr>
-          <w:rPr>
-            <w:color w:val="0000EE"/>
-            <w:u w:val="single"/>
-          </w:rPr>
-          <w:t>متّى 23</w:t>
-        </w:r>
-      </w:hyperlink>
+      <w:r>
+        <w:rPr>
+          <w:rtl/>
+          <w:cs/>
+          <w:lang w:val="ar_AE" w:bidi="ar_AE"/>
+        </w:rPr>
+        <w:t>متّى 23</w:t>
+      </w:r>
       <w:r>
         <w:rPr>
           <w:rtl/>
@@ -351,20 +345,14 @@
         </w:rPr>
         <w:t xml:space="preserve">عندما كتب يوحنا إنجيله، كانت المجامع اليهودية المحلية تهاجم أتباع يسوع في مناطقهم. وقد أثر هذا الصراع على كتابة يوحنا (انظر </w:t>
       </w:r>
-      <w:hyperlink r:id="rId14">
-        <w:r>
-          <w:rPr>
-            <w:rtl/>
-            <w:cs/>
-            <w:lang w:val="ar_AE" w:bidi="ar_AE"/>
-          </w:rPr>
-          <w:rPr>
-            <w:color w:val="0000EE"/>
-            <w:u w:val="single"/>
-          </w:rPr>
-          <w:t>أعمال الرسل 14:19</w:t>
-        </w:r>
-      </w:hyperlink>
+      <w:r>
+        <w:rPr>
+          <w:rtl/>
+          <w:cs/>
+          <w:lang w:val="ar_AE" w:bidi="ar_AE"/>
+        </w:rPr>
+        <w:t>أعمال الرسل 14:19</w:t>
+      </w:r>
       <w:r>
         <w:rPr>
           <w:rtl/>
@@ -373,20 +361,14 @@
         </w:rPr>
         <w:t xml:space="preserve">؛ </w:t>
       </w:r>
-      <w:hyperlink r:id="rId15">
-        <w:r>
-          <w:rPr>
-            <w:rtl/>
-            <w:cs/>
-            <w:lang w:val="ar_AE" w:bidi="ar_AE"/>
-          </w:rPr>
-          <w:rPr>
-            <w:color w:val="0000EE"/>
-            <w:u w:val="single"/>
-          </w:rPr>
-          <w:t>1تسالونيكي 2:14</w:t>
-        </w:r>
-      </w:hyperlink>
+      <w:r>
+        <w:rPr>
+          <w:rtl/>
+          <w:cs/>
+          <w:lang w:val="ar_AE" w:bidi="ar_AE"/>
+        </w:rPr>
+        <w:t>1تسالونيكي 2:14</w:t>
+      </w:r>
       <w:r>
         <w:rPr>
           <w:rtl/>
@@ -395,20 +377,14 @@
         </w:rPr>
         <w:t xml:space="preserve">؛ قارن </w:t>
       </w:r>
-      <w:hyperlink r:id="rId16">
-        <w:r>
-          <w:rPr>
-            <w:rtl/>
-            <w:cs/>
-            <w:lang w:val="ar_AE" w:bidi="ar_AE"/>
-          </w:rPr>
-          <w:rPr>
-            <w:color w:val="0000EE"/>
-            <w:u w:val="single"/>
-          </w:rPr>
-          <w:t>غلاطية 1:13–14</w:t>
-        </w:r>
-      </w:hyperlink>
+      <w:r>
+        <w:rPr>
+          <w:rtl/>
+          <w:cs/>
+          <w:lang w:val="ar_AE" w:bidi="ar_AE"/>
+        </w:rPr>
+        <w:t>غلاطية 1:13–14</w:t>
+      </w:r>
       <w:r>
         <w:rPr>
           <w:rtl/>
@@ -437,20 +413,14 @@
         </w:rPr>
         <w:t xml:space="preserve">يمكن أن تشير الكلمة اليونانية لـ "القادة اليهود" أيضًا إلى "اليهود". ومع ذلك، كانت تُستخدم تحديدًا للإشارة إلى قادة الهيكل الذين عارضوا يسوع، وحكموا عليه، ودبّروا لصلبه (انظر </w:t>
       </w:r>
-      <w:hyperlink r:id="rId17">
-        <w:r>
-          <w:rPr>
-            <w:rtl/>
-            <w:cs/>
-            <w:lang w:val="ar_AE" w:bidi="ar_AE"/>
-          </w:rPr>
-          <w:rPr>
-            <w:color w:val="0000EE"/>
-            <w:u w:val="single"/>
-          </w:rPr>
-          <w:t>يوحنّا 1:19</w:t>
-        </w:r>
-      </w:hyperlink>
+      <w:r>
+        <w:rPr>
+          <w:rtl/>
+          <w:cs/>
+          <w:lang w:val="ar_AE" w:bidi="ar_AE"/>
+        </w:rPr>
+        <w:t>يوحنّا 1:19</w:t>
+      </w:r>
       <w:r>
         <w:rPr>
           <w:rtl/>
@@ -459,20 +429,14 @@
         </w:rPr>
         <w:t xml:space="preserve">؛ </w:t>
       </w:r>
-      <w:hyperlink r:id="rId18">
-        <w:r>
-          <w:rPr>
-            <w:rtl/>
-            <w:cs/>
-            <w:lang w:val="ar_AE" w:bidi="ar_AE"/>
-          </w:rPr>
-          <w:rPr>
-            <w:color w:val="0000EE"/>
-            <w:u w:val="single"/>
-          </w:rPr>
-          <w:t>2:18</w:t>
-        </w:r>
-      </w:hyperlink>
+      <w:r>
+        <w:rPr>
+          <w:rtl/>
+          <w:cs/>
+          <w:lang w:val="ar_AE" w:bidi="ar_AE"/>
+        </w:rPr>
+        <w:t>2:18</w:t>
+      </w:r>
       <w:r>
         <w:rPr>
           <w:rtl/>
@@ -481,20 +445,14 @@
         </w:rPr>
         <w:t xml:space="preserve">؛ </w:t>
       </w:r>
-      <w:hyperlink r:id="rId19">
-        <w:r>
-          <w:rPr>
-            <w:rtl/>
-            <w:cs/>
-            <w:lang w:val="ar_AE" w:bidi="ar_AE"/>
-          </w:rPr>
-          <w:rPr>
-            <w:color w:val="0000EE"/>
-            <w:u w:val="single"/>
-          </w:rPr>
-          <w:t>5:9–18</w:t>
-        </w:r>
-      </w:hyperlink>
+      <w:r>
+        <w:rPr>
+          <w:rtl/>
+          <w:cs/>
+          <w:lang w:val="ar_AE" w:bidi="ar_AE"/>
+        </w:rPr>
+        <w:t>5:9–18</w:t>
+      </w:r>
       <w:r>
         <w:rPr>
           <w:rtl/>
@@ -503,20 +461,14 @@
         </w:rPr>
         <w:t xml:space="preserve">؛ </w:t>
       </w:r>
-      <w:hyperlink r:id="rId20">
-        <w:r>
-          <w:rPr>
-            <w:rtl/>
-            <w:cs/>
-            <w:lang w:val="ar_AE" w:bidi="ar_AE"/>
-          </w:rPr>
-          <w:rPr>
-            <w:color w:val="0000EE"/>
-            <w:u w:val="single"/>
-          </w:rPr>
-          <w:t>9:18–22</w:t>
-        </w:r>
-      </w:hyperlink>
+      <w:r>
+        <w:rPr>
+          <w:rtl/>
+          <w:cs/>
+          <w:lang w:val="ar_AE" w:bidi="ar_AE"/>
+        </w:rPr>
+        <w:t>9:18–22</w:t>
+      </w:r>
       <w:r>
         <w:rPr>
           <w:rtl/>
@@ -558,20 +510,14 @@
           <w:lang w:val="ar_AE" w:bidi="ar_AE"/>
         </w:rPr>
       </w:r>
-      <w:hyperlink r:id="rId21">
-        <w:r>
-          <w:rPr>
-            <w:rtl/>
-            <w:cs/>
-            <w:lang w:val="ar_AE" w:bidi="ar_AE"/>
-          </w:rPr>
-          <w:rPr>
-            <w:color w:val="0000EE"/>
-            <w:u w:val="single"/>
-          </w:rPr>
-          <w:t>يوحنا 1:19–24</w:t>
-        </w:r>
-      </w:hyperlink>
+      <w:r>
+        <w:rPr>
+          <w:rtl/>
+          <w:cs/>
+          <w:lang w:val="ar_AE" w:bidi="ar_AE"/>
+        </w:rPr>
+        <w:t>يوحنا 1:19–24</w:t>
+      </w:r>
       <w:r>
         <w:rPr>
           <w:rtl/>
@@ -580,20 +526,14 @@
         </w:rPr>
         <w:t xml:space="preserve">؛ </w:t>
       </w:r>
-      <w:hyperlink r:id="rId22">
-        <w:r>
-          <w:rPr>
-            <w:rtl/>
-            <w:cs/>
-            <w:lang w:val="ar_AE" w:bidi="ar_AE"/>
-          </w:rPr>
-          <w:rPr>
-            <w:color w:val="0000EE"/>
-            <w:u w:val="single"/>
-          </w:rPr>
-          <w:t>2:18–20</w:t>
-        </w:r>
-      </w:hyperlink>
+      <w:r>
+        <w:rPr>
+          <w:rtl/>
+          <w:cs/>
+          <w:lang w:val="ar_AE" w:bidi="ar_AE"/>
+        </w:rPr>
+        <w:t>2:18–20</w:t>
+      </w:r>
       <w:r>
         <w:rPr>
           <w:rtl/>
@@ -602,20 +542,14 @@
         </w:rPr>
         <w:t xml:space="preserve">؛ </w:t>
       </w:r>
-      <w:hyperlink r:id="rId19">
-        <w:r>
-          <w:rPr>
-            <w:rtl/>
-            <w:cs/>
-            <w:lang w:val="ar_AE" w:bidi="ar_AE"/>
-          </w:rPr>
-          <w:rPr>
-            <w:color w:val="0000EE"/>
-            <w:u w:val="single"/>
-          </w:rPr>
-          <w:t>5:9–18</w:t>
-        </w:r>
-      </w:hyperlink>
+      <w:r>
+        <w:rPr>
+          <w:rtl/>
+          <w:cs/>
+          <w:lang w:val="ar_AE" w:bidi="ar_AE"/>
+        </w:rPr>
+        <w:t>5:9–18</w:t>
+      </w:r>
       <w:r>
         <w:rPr>
           <w:rtl/>
@@ -624,20 +558,14 @@
         </w:rPr>
         <w:t xml:space="preserve">؛ </w:t>
       </w:r>
-      <w:hyperlink r:id="rId23">
-        <w:r>
-          <w:rPr>
-            <w:rtl/>
-            <w:cs/>
-            <w:lang w:val="ar_AE" w:bidi="ar_AE"/>
-          </w:rPr>
-          <w:rPr>
-            <w:color w:val="0000EE"/>
-            <w:u w:val="single"/>
-          </w:rPr>
-          <w:t>7:1</w:t>
-        </w:r>
-      </w:hyperlink>
+      <w:r>
+        <w:rPr>
+          <w:rtl/>
+          <w:cs/>
+          <w:lang w:val="ar_AE" w:bidi="ar_AE"/>
+        </w:rPr>
+        <w:t>7:1</w:t>
+      </w:r>
       <w:r>
         <w:rPr>
           <w:rtl/>
@@ -646,20 +574,14 @@
         </w:rPr>
         <w:t xml:space="preserve">، </w:t>
       </w:r>
-      <w:hyperlink r:id="rId24">
-        <w:r>
-          <w:rPr>
-            <w:rtl/>
-            <w:cs/>
-            <w:lang w:val="ar_AE" w:bidi="ar_AE"/>
-          </w:rPr>
-          <w:rPr>
-            <w:color w:val="0000EE"/>
-            <w:u w:val="single"/>
-          </w:rPr>
-          <w:t>10–13</w:t>
-        </w:r>
-      </w:hyperlink>
+      <w:r>
+        <w:rPr>
+          <w:rtl/>
+          <w:cs/>
+          <w:lang w:val="ar_AE" w:bidi="ar_AE"/>
+        </w:rPr>
+        <w:t>10–13</w:t>
+      </w:r>
       <w:r>
         <w:rPr>
           <w:rtl/>
@@ -668,20 +590,14 @@
         </w:rPr>
         <w:t xml:space="preserve">، </w:t>
       </w:r>
-      <w:hyperlink r:id="rId25">
-        <w:r>
-          <w:rPr>
-            <w:rtl/>
-            <w:cs/>
-            <w:lang w:val="ar_AE" w:bidi="ar_AE"/>
-          </w:rPr>
-          <w:rPr>
-            <w:color w:val="0000EE"/>
-            <w:u w:val="single"/>
-          </w:rPr>
-          <w:t>35–36</w:t>
-        </w:r>
-      </w:hyperlink>
+      <w:r>
+        <w:rPr>
+          <w:rtl/>
+          <w:cs/>
+          <w:lang w:val="ar_AE" w:bidi="ar_AE"/>
+        </w:rPr>
+        <w:t>35–36</w:t>
+      </w:r>
       <w:r>
         <w:rPr>
           <w:rtl/>
@@ -690,20 +606,14 @@
         </w:rPr>
         <w:t xml:space="preserve">؛ </w:t>
       </w:r>
-      <w:hyperlink r:id="rId26">
-        <w:r>
-          <w:rPr>
-            <w:rtl/>
-            <w:cs/>
-            <w:lang w:val="ar_AE" w:bidi="ar_AE"/>
-          </w:rPr>
-          <w:rPr>
-            <w:color w:val="0000EE"/>
-            <w:u w:val="single"/>
-          </w:rPr>
-          <w:t>9:13–34</w:t>
-        </w:r>
-      </w:hyperlink>
+      <w:r>
+        <w:rPr>
+          <w:rtl/>
+          <w:cs/>
+          <w:lang w:val="ar_AE" w:bidi="ar_AE"/>
+        </w:rPr>
+        <w:t>9:13–34</w:t>
+      </w:r>
       <w:r>
         <w:rPr>
           <w:rtl/>
@@ -712,20 +622,14 @@
         </w:rPr>
         <w:t xml:space="preserve">؛ </w:t>
       </w:r>
-      <w:hyperlink r:id="rId27">
-        <w:r>
-          <w:rPr>
-            <w:rtl/>
-            <w:cs/>
-            <w:lang w:val="ar_AE" w:bidi="ar_AE"/>
-          </w:rPr>
-          <w:rPr>
-            <w:color w:val="0000EE"/>
-            <w:u w:val="single"/>
-          </w:rPr>
-          <w:t>11:45–54</w:t>
-        </w:r>
-      </w:hyperlink>
+      <w:r>
+        <w:rPr>
+          <w:rtl/>
+          <w:cs/>
+          <w:lang w:val="ar_AE" w:bidi="ar_AE"/>
+        </w:rPr>
+        <w:t>11:45–54</w:t>
+      </w:r>
       <w:r>
         <w:rPr>
           <w:rtl/>
@@ -734,20 +638,14 @@
         </w:rPr>
         <w:t xml:space="preserve">؛ </w:t>
       </w:r>
-      <w:hyperlink r:id="rId28">
-        <w:r>
-          <w:rPr>
-            <w:rtl/>
-            <w:cs/>
-            <w:lang w:val="ar_AE" w:bidi="ar_AE"/>
-          </w:rPr>
-          <w:rPr>
-            <w:color w:val="0000EE"/>
-            <w:u w:val="single"/>
-          </w:rPr>
-          <w:t>12:41–43</w:t>
-        </w:r>
-      </w:hyperlink>
+      <w:r>
+        <w:rPr>
+          <w:rtl/>
+          <w:cs/>
+          <w:lang w:val="ar_AE" w:bidi="ar_AE"/>
+        </w:rPr>
+        <w:t>12:41–43</w:t>
+      </w:r>
       <w:r>
         <w:rPr>
           <w:rtl/>
@@ -756,20 +654,14 @@
         </w:rPr>
         <w:t xml:space="preserve">؛ </w:t>
       </w:r>
-      <w:hyperlink r:id="rId29">
-        <w:r>
-          <w:rPr>
-            <w:rtl/>
-            <w:cs/>
-            <w:lang w:val="ar_AE" w:bidi="ar_AE"/>
-          </w:rPr>
-          <w:rPr>
-            <w:color w:val="0000EE"/>
-            <w:u w:val="single"/>
-          </w:rPr>
-          <w:t>18:28–36</w:t>
-        </w:r>
-      </w:hyperlink>
+      <w:r>
+        <w:rPr>
+          <w:rtl/>
+          <w:cs/>
+          <w:lang w:val="ar_AE" w:bidi="ar_AE"/>
+        </w:rPr>
+        <w:t>18:28–36</w:t>
+      </w:r>
       <w:r>
         <w:rPr>
           <w:rtl/>
@@ -778,20 +670,14 @@
         </w:rPr>
         <w:t xml:space="preserve">؛ </w:t>
       </w:r>
-      <w:hyperlink r:id="rId30">
-        <w:r>
-          <w:rPr>
-            <w:rtl/>
-            <w:cs/>
-            <w:lang w:val="ar_AE" w:bidi="ar_AE"/>
-          </w:rPr>
-          <w:rPr>
-            <w:color w:val="0000EE"/>
-            <w:u w:val="single"/>
-          </w:rPr>
-          <w:t>19:6–8</w:t>
-        </w:r>
-      </w:hyperlink>
+      <w:r>
+        <w:rPr>
+          <w:rtl/>
+          <w:cs/>
+          <w:lang w:val="ar_AE" w:bidi="ar_AE"/>
+        </w:rPr>
+        <w:t>19:6–8</w:t>
+      </w:r>
       <w:r>
         <w:rPr>
           <w:rtl/>
@@ -800,20 +686,14 @@
         </w:rPr>
         <w:t xml:space="preserve">، </w:t>
       </w:r>
-      <w:hyperlink r:id="rId31">
-        <w:r>
-          <w:rPr>
-            <w:rtl/>
-            <w:cs/>
-            <w:lang w:val="ar_AE" w:bidi="ar_AE"/>
-          </w:rPr>
-          <w:rPr>
-            <w:color w:val="0000EE"/>
-            <w:u w:val="single"/>
-          </w:rPr>
-          <w:t>12–16</w:t>
-        </w:r>
-      </w:hyperlink>
+      <w:r>
+        <w:rPr>
+          <w:rtl/>
+          <w:cs/>
+          <w:lang w:val="ar_AE" w:bidi="ar_AE"/>
+        </w:rPr>
+        <w:t>12–16</w:t>
+      </w:r>
       <w:r>
         <w:rPr>
           <w:rtl/>
@@ -822,20 +702,14 @@
         </w:rPr>
         <w:t xml:space="preserve">، </w:t>
       </w:r>
-      <w:hyperlink r:id="rId32">
-        <w:r>
-          <w:rPr>
-            <w:rtl/>
-            <w:cs/>
-            <w:lang w:val="ar_AE" w:bidi="ar_AE"/>
-          </w:rPr>
-          <w:rPr>
-            <w:color w:val="0000EE"/>
-            <w:u w:val="single"/>
-          </w:rPr>
-          <w:t>31</w:t>
-        </w:r>
-      </w:hyperlink>
+      <w:r>
+        <w:rPr>
+          <w:rtl/>
+          <w:cs/>
+          <w:lang w:val="ar_AE" w:bidi="ar_AE"/>
+        </w:rPr>
+        <w:t>31</w:t>
+      </w:r>
       <w:r>
         <w:rPr>
           <w:rtl/>
@@ -844,20 +718,14 @@
         </w:rPr>
         <w:t xml:space="preserve">، </w:t>
       </w:r>
-      <w:hyperlink r:id="rId33">
-        <w:r>
-          <w:rPr>
-            <w:rtl/>
-            <w:cs/>
-            <w:lang w:val="ar_AE" w:bidi="ar_AE"/>
-          </w:rPr>
-          <w:rPr>
-            <w:color w:val="0000EE"/>
-            <w:u w:val="single"/>
-          </w:rPr>
-          <w:t>38</w:t>
-        </w:r>
-      </w:hyperlink>
+      <w:r>
+        <w:rPr>
+          <w:rtl/>
+          <w:cs/>
+          <w:lang w:val="ar_AE" w:bidi="ar_AE"/>
+        </w:rPr>
+        <w:t>38</w:t>
+      </w:r>
       <w:r>
         <w:rPr>
           <w:rtl/>
@@ -866,20 +734,14 @@
         </w:rPr>
         <w:t xml:space="preserve">؛ </w:t>
       </w:r>
-      <w:hyperlink r:id="rId34">
-        <w:r>
-          <w:rPr>
-            <w:rtl/>
-            <w:cs/>
-            <w:lang w:val="ar_AE" w:bidi="ar_AE"/>
-          </w:rPr>
-          <w:rPr>
-            <w:color w:val="0000EE"/>
-            <w:u w:val="single"/>
-          </w:rPr>
-          <w:t>20:19</w:t>
-        </w:r>
-      </w:hyperlink>
+      <w:r>
+        <w:rPr>
+          <w:rtl/>
+          <w:cs/>
+          <w:lang w:val="ar_AE" w:bidi="ar_AE"/>
+        </w:rPr>
+        <w:t>20:19</w:t>
+      </w:r>
       <w:r>
         <w:rPr>
           <w:rtl/>
@@ -888,20 +750,14 @@
         </w:rPr>
         <w:t xml:space="preserve">؛ </w:t>
       </w:r>
-      <w:hyperlink r:id="rId35">
-        <w:r>
-          <w:rPr>
-            <w:rtl/>
-            <w:cs/>
-            <w:lang w:val="ar_AE" w:bidi="ar_AE"/>
-          </w:rPr>
-          <w:rPr>
-            <w:color w:val="0000EE"/>
-            <w:u w:val="single"/>
-          </w:rPr>
-          <w:t>أعمال الرسل 6:10–12</w:t>
-        </w:r>
-      </w:hyperlink>
+      <w:r>
+        <w:rPr>
+          <w:rtl/>
+          <w:cs/>
+          <w:lang w:val="ar_AE" w:bidi="ar_AE"/>
+        </w:rPr>
+        <w:t>أعمال الرسل 6:10–12</w:t>
+      </w:r>
       <w:r>
         <w:rPr>
           <w:rtl/>
@@ -910,20 +766,14 @@
         </w:rPr>
         <w:t xml:space="preserve">؛ </w:t>
       </w:r>
-      <w:hyperlink r:id="rId36">
-        <w:r>
-          <w:rPr>
-            <w:rtl/>
-            <w:cs/>
-            <w:lang w:val="ar_AE" w:bidi="ar_AE"/>
-          </w:rPr>
-          <w:rPr>
-            <w:color w:val="0000EE"/>
-            <w:u w:val="single"/>
-          </w:rPr>
-          <w:t>7:54–58</w:t>
-        </w:r>
-      </w:hyperlink>
+      <w:r>
+        <w:rPr>
+          <w:rtl/>
+          <w:cs/>
+          <w:lang w:val="ar_AE" w:bidi="ar_AE"/>
+        </w:rPr>
+        <w:t>7:54–58</w:t>
+      </w:r>
       <w:r>
         <w:rPr>
           <w:rtl/>
@@ -932,20 +782,14 @@
         </w:rPr>
         <w:t xml:space="preserve">؛ </w:t>
       </w:r>
-      <w:hyperlink r:id="rId37">
-        <w:r>
-          <w:rPr>
-            <w:rtl/>
-            <w:cs/>
-            <w:lang w:val="ar_AE" w:bidi="ar_AE"/>
-          </w:rPr>
-          <w:rPr>
-            <w:color w:val="0000EE"/>
-            <w:u w:val="single"/>
-          </w:rPr>
-          <w:t>12:11</w:t>
-        </w:r>
-      </w:hyperlink>
+      <w:r>
+        <w:rPr>
+          <w:rtl/>
+          <w:cs/>
+          <w:lang w:val="ar_AE" w:bidi="ar_AE"/>
+        </w:rPr>
+        <w:t>12:11</w:t>
+      </w:r>
       <w:r>
         <w:rPr>
           <w:rtl/>
@@ -954,20 +798,14 @@
         </w:rPr>
         <w:t xml:space="preserve">؛ </w:t>
       </w:r>
-      <w:hyperlink r:id="rId38">
-        <w:r>
-          <w:rPr>
-            <w:rtl/>
-            <w:cs/>
-            <w:lang w:val="ar_AE" w:bidi="ar_AE"/>
-          </w:rPr>
-          <w:rPr>
-            <w:color w:val="0000EE"/>
-            <w:u w:val="single"/>
-          </w:rPr>
-          <w:t>21:11</w:t>
-        </w:r>
-      </w:hyperlink>
+      <w:r>
+        <w:rPr>
+          <w:rtl/>
+          <w:cs/>
+          <w:lang w:val="ar_AE" w:bidi="ar_AE"/>
+        </w:rPr>
+        <w:t>21:11</w:t>
+      </w:r>
       <w:r>
         <w:rPr>
           <w:rtl/>
@@ -976,20 +814,14 @@
         </w:rPr>
         <w:t xml:space="preserve">؛ </w:t>
       </w:r>
-      <w:hyperlink r:id="rId39">
-        <w:r>
-          <w:rPr>
-            <w:rtl/>
-            <w:cs/>
-            <w:lang w:val="ar_AE" w:bidi="ar_AE"/>
-          </w:rPr>
-          <w:rPr>
-            <w:color w:val="0000EE"/>
-            <w:u w:val="single"/>
-          </w:rPr>
-          <w:t>25:1–3</w:t>
-        </w:r>
-      </w:hyperlink>
+      <w:r>
+        <w:rPr>
+          <w:rtl/>
+          <w:cs/>
+          <w:lang w:val="ar_AE" w:bidi="ar_AE"/>
+        </w:rPr>
+        <w:t>25:1–3</w:t>
+      </w:r>
       <w:r>
         <w:rPr>
           <w:rtl/>
@@ -998,20 +830,14 @@
         </w:rPr>
         <w:t xml:space="preserve">، </w:t>
       </w:r>
-      <w:hyperlink r:id="rId40">
-        <w:r>
-          <w:rPr>
-            <w:rtl/>
-            <w:cs/>
-            <w:lang w:val="ar_AE" w:bidi="ar_AE"/>
-          </w:rPr>
-          <w:rPr>
-            <w:color w:val="0000EE"/>
-            <w:u w:val="single"/>
-          </w:rPr>
-          <w:t>7</w:t>
-        </w:r>
-      </w:hyperlink>
+      <w:r>
+        <w:rPr>
+          <w:rtl/>
+          <w:cs/>
+          <w:lang w:val="ar_AE" w:bidi="ar_AE"/>
+        </w:rPr>
+        <w:t>7</w:t>
+      </w:r>
       <w:r>
         <w:rPr>
           <w:rtl/>
@@ -1020,20 +846,14 @@
         </w:rPr>
         <w:t xml:space="preserve">؛ </w:t>
       </w:r>
-      <w:hyperlink r:id="rId41">
-        <w:r>
-          <w:rPr>
-            <w:rtl/>
-            <w:cs/>
-            <w:lang w:val="ar_AE" w:bidi="ar_AE"/>
-          </w:rPr>
-          <w:rPr>
-            <w:color w:val="0000EE"/>
-            <w:u w:val="single"/>
-          </w:rPr>
-          <w:t>26:1–11</w:t>
-        </w:r>
-      </w:hyperlink>
+      <w:r>
+        <w:rPr>
+          <w:rtl/>
+          <w:cs/>
+          <w:lang w:val="ar_AE" w:bidi="ar_AE"/>
+        </w:rPr>
+        <w:t>26:1–11</w:t>
+      </w:r>
       <w:r>
         <w:rPr>
           <w:rtl/>
@@ -1042,20 +862,14 @@
         </w:rPr>
         <w:t xml:space="preserve">؛ </w:t>
       </w:r>
-      <w:hyperlink r:id="rId42">
-        <w:r>
-          <w:rPr>
-            <w:rtl/>
-            <w:cs/>
-            <w:lang w:val="ar_AE" w:bidi="ar_AE"/>
-          </w:rPr>
-          <w:rPr>
-            <w:color w:val="0000EE"/>
-            <w:u w:val="single"/>
-          </w:rPr>
-          <w:t>28:17–24</w:t>
-        </w:r>
-      </w:hyperlink>
+      <w:r>
+        <w:rPr>
+          <w:rtl/>
+          <w:cs/>
+          <w:lang w:val="ar_AE" w:bidi="ar_AE"/>
+        </w:rPr>
+        <w:t>28:17–24</w:t>
+      </w:r>
       <w:r>
         <w:rPr>
           <w:rtl/>
@@ -1064,20 +878,14 @@
         </w:rPr>
         <w:t xml:space="preserve">؛ </w:t>
       </w:r>
-      <w:hyperlink r:id="rId43">
-        <w:r>
-          <w:rPr>
-            <w:rtl/>
-            <w:cs/>
-            <w:lang w:val="ar_AE" w:bidi="ar_AE"/>
-          </w:rPr>
-          <w:rPr>
-            <w:color w:val="0000EE"/>
-            <w:u w:val="single"/>
-          </w:rPr>
-          <w:t>2كورنثوس 11:24</w:t>
-        </w:r>
-      </w:hyperlink>
+      <w:r>
+        <w:rPr>
+          <w:rtl/>
+          <w:cs/>
+          <w:lang w:val="ar_AE" w:bidi="ar_AE"/>
+        </w:rPr>
+        <w:t>2كورنثوس 11:24</w:t>
+      </w:r>
       <w:r>
         <w:rPr>
           <w:rtl/>
